--- a/handoff/오이소창원_팀공유_20261006.docx
+++ b/handoff/오이소창원_팀공유_20261006.docx
@@ -158,7 +158,7 @@
         </w:rPr>
         <w:t xml:space="preserve"> · 구글폼(</w:t>
       </w:r>
-      <w:hyperlink w:history="1" r:id="rIdxank5uasu9ofbwusd4zdm">
+      <w:hyperlink w:history="1" r:id="rIdf3z32naugmmu6xpkgcmhs">
         <w:r>
           <w:rPr>
             <w:rStyle w:val="Hyperlink"/>
@@ -419,7 +419,7 @@
             <w:pPr>
               <w:jc w:val="left"/>
             </w:pPr>
-            <w:hyperlink w:history="1" r:id="rIdmqkbz6f-cg7tiptap1bd1">
+            <w:hyperlink w:history="1" r:id="rId1jma7a4sfms9xahr-7g4l">
               <w:r>
                 <w:rPr>
                   <w:rStyle w:val="Hyperlink"/>
@@ -518,7 +518,7 @@
             <w:pPr>
               <w:jc w:val="left"/>
             </w:pPr>
-            <w:hyperlink w:history="1" r:id="rIdboi0r7z59ckxe-aayo9tr">
+            <w:hyperlink w:history="1" r:id="rIdzs8fh_3sp-4d7sg6nlo5v">
               <w:r>
                 <w:rPr>
                   <w:rStyle w:val="Hyperlink"/>
@@ -595,7 +595,7 @@
               </w:rPr>
               <w:t xml:space="preserve">오이소창원_AI_Agent_기술설명서_20261005 (1쪽) · 소스 </w:t>
             </w:r>
-            <w:hyperlink w:history="1" r:id="rIdwozrcovlhykivg0bansah">
+            <w:hyperlink w:history="1" r:id="rIde1feaoktlthxe8lbegj3r">
               <w:r>
                 <w:rPr>
                   <w:rStyle w:val="Hyperlink"/>
@@ -628,7 +628,7 @@
             <w:pPr>
               <w:jc w:val="left"/>
             </w:pPr>
-            <w:hyperlink w:history="1" r:id="rIdqkerxd66jdm426adqfkt_">
+            <w:hyperlink w:history="1" r:id="rIdsje2jeo_3g-geqmnw88su">
               <w:r>
                 <w:rPr>
                   <w:rStyle w:val="Hyperlink"/>
@@ -727,7 +727,7 @@
             <w:pPr>
               <w:jc w:val="left"/>
             </w:pPr>
-            <w:hyperlink w:history="1" r:id="rIdkkxkcxj1trktqbtci20tr">
+            <w:hyperlink w:history="1" r:id="rIdhrlrkp9tj4xsmzpagnjp6">
               <w:r>
                 <w:rPr>
                   <w:rStyle w:val="Hyperlink"/>
@@ -826,7 +826,7 @@
             <w:pPr>
               <w:jc w:val="left"/>
             </w:pPr>
-            <w:hyperlink w:history="1" r:id="rIdqxk94xfvkd_m4ihsawv6q">
+            <w:hyperlink w:history="1" r:id="rIdwmoywfcnagrt0glhbsaee">
               <w:r>
                 <w:rPr>
                   <w:rStyle w:val="Hyperlink"/>
@@ -1308,7 +1308,7 @@
                 <w:sz w:val="17"/>
                 <w:szCs w:val="17"/>
               </w:rPr>
-              <w:t xml:space="preserve">경남 청년 순유출 10,112명(2025) · 창원 순유출 6,616명 · 창원 청년 241,329명(2023.12) → 221,641명(2026.8, 22.5%)</w:t>
+              <w:t xml:space="preserve">경남 청년 순유출 10,112명(2025) · 창원 순유출 6,616명 · 창원 청년(19~39세, 주민등록인구) 241,329명(2023.12) → 221,641명(2026.8, 22.5%) · 창원 총인구 1,009,003명(2026.8, 외국인 포함)</w:t>
             </w:r>
           </w:p>
         </w:tc>

--- a/handoff/오이소창원_팀공유_20261006.docx
+++ b/handoff/오이소창원_팀공유_20261006.docx
@@ -158,7 +158,7 @@
         </w:rPr>
         <w:t xml:space="preserve"> · 구글폼(</w:t>
       </w:r>
-      <w:hyperlink w:history="1" r:id="rIdf3z32naugmmu6xpkgcmhs">
+      <w:hyperlink w:history="1" r:id="rIdzrt7vl1dasxrbfke_viue">
         <w:r>
           <w:rPr>
             <w:rStyle w:val="Hyperlink"/>
@@ -419,7 +419,7 @@
             <w:pPr>
               <w:jc w:val="left"/>
             </w:pPr>
-            <w:hyperlink w:history="1" r:id="rId1jma7a4sfms9xahr-7g4l">
+            <w:hyperlink w:history="1" r:id="rIdhkci0szl_7xfbm76gy15f">
               <w:r>
                 <w:rPr>
                   <w:rStyle w:val="Hyperlink"/>
@@ -518,7 +518,7 @@
             <w:pPr>
               <w:jc w:val="left"/>
             </w:pPr>
-            <w:hyperlink w:history="1" r:id="rIdzs8fh_3sp-4d7sg6nlo5v">
+            <w:hyperlink w:history="1" r:id="rId9ivxs7ehtg81vrkzpekck">
               <w:r>
                 <w:rPr>
                   <w:rStyle w:val="Hyperlink"/>
@@ -595,7 +595,7 @@
               </w:rPr>
               <w:t xml:space="preserve">오이소창원_AI_Agent_기술설명서_20261005 (1쪽) · 소스 </w:t>
             </w:r>
-            <w:hyperlink w:history="1" r:id="rIde1feaoktlthxe8lbegj3r">
+            <w:hyperlink w:history="1" r:id="rIdbutdn7x1y5lert6qt_8aa">
               <w:r>
                 <w:rPr>
                   <w:rStyle w:val="Hyperlink"/>
@@ -628,7 +628,7 @@
             <w:pPr>
               <w:jc w:val="left"/>
             </w:pPr>
-            <w:hyperlink w:history="1" r:id="rIdsje2jeo_3g-geqmnw88su">
+            <w:hyperlink w:history="1" r:id="rIdatr2wqkxe7z3bsaqcf_6j">
               <w:r>
                 <w:rPr>
                   <w:rStyle w:val="Hyperlink"/>
@@ -727,7 +727,7 @@
             <w:pPr>
               <w:jc w:val="left"/>
             </w:pPr>
-            <w:hyperlink w:history="1" r:id="rIdhrlrkp9tj4xsmzpagnjp6">
+            <w:hyperlink w:history="1" r:id="rId6kqsyl_tjbqwiwqiy5yxi">
               <w:r>
                 <w:rPr>
                   <w:rStyle w:val="Hyperlink"/>
@@ -826,7 +826,7 @@
             <w:pPr>
               <w:jc w:val="left"/>
             </w:pPr>
-            <w:hyperlink w:history="1" r:id="rIdwmoywfcnagrt0glhbsaee">
+            <w:hyperlink w:history="1" r:id="rIdf3rhd-22nqa6x5fywxjnk">
               <w:r>
                 <w:rPr>
                   <w:rStyle w:val="Hyperlink"/>

--- a/handoff/오이소창원_팀공유_20261006.docx
+++ b/handoff/오이소창원_팀공유_20261006.docx
@@ -158,7 +158,7 @@
         </w:rPr>
         <w:t xml:space="preserve"> · 구글폼(</w:t>
       </w:r>
-      <w:hyperlink w:history="1" r:id="rIdzrt7vl1dasxrbfke_viue">
+      <w:hyperlink w:history="1" r:id="rIdzmlu4yyz5llskmnh_k1q6">
         <w:r>
           <w:rPr>
             <w:rStyle w:val="Hyperlink"/>
@@ -419,7 +419,7 @@
             <w:pPr>
               <w:jc w:val="left"/>
             </w:pPr>
-            <w:hyperlink w:history="1" r:id="rIdhkci0szl_7xfbm76gy15f">
+            <w:hyperlink w:history="1" r:id="rIdy7gi4crwyktf5jqxtzimq">
               <w:r>
                 <w:rPr>
                   <w:rStyle w:val="Hyperlink"/>
@@ -518,7 +518,7 @@
             <w:pPr>
               <w:jc w:val="left"/>
             </w:pPr>
-            <w:hyperlink w:history="1" r:id="rId9ivxs7ehtg81vrkzpekck">
+            <w:hyperlink w:history="1" r:id="rIdjmlnk8aabfhwvsbtwvau-">
               <w:r>
                 <w:rPr>
                   <w:rStyle w:val="Hyperlink"/>
@@ -595,7 +595,7 @@
               </w:rPr>
               <w:t xml:space="preserve">오이소창원_AI_Agent_기술설명서_20261005 (1쪽) · 소스 </w:t>
             </w:r>
-            <w:hyperlink w:history="1" r:id="rIdbutdn7x1y5lert6qt_8aa">
+            <w:hyperlink w:history="1" r:id="rIdl1kj05wrwridyygicjmzc">
               <w:r>
                 <w:rPr>
                   <w:rStyle w:val="Hyperlink"/>
@@ -628,7 +628,7 @@
             <w:pPr>
               <w:jc w:val="left"/>
             </w:pPr>
-            <w:hyperlink w:history="1" r:id="rIdatr2wqkxe7z3bsaqcf_6j">
+            <w:hyperlink w:history="1" r:id="rIdcusdu61edn5ex2i8-9rbg">
               <w:r>
                 <w:rPr>
                   <w:rStyle w:val="Hyperlink"/>
@@ -727,7 +727,7 @@
             <w:pPr>
               <w:jc w:val="left"/>
             </w:pPr>
-            <w:hyperlink w:history="1" r:id="rId6kqsyl_tjbqwiwqiy5yxi">
+            <w:hyperlink w:history="1" r:id="rIdufxaefsqcqmvtxe7cphfc">
               <w:r>
                 <w:rPr>
                   <w:rStyle w:val="Hyperlink"/>
@@ -826,7 +826,7 @@
             <w:pPr>
               <w:jc w:val="left"/>
             </w:pPr>
-            <w:hyperlink w:history="1" r:id="rIdf3rhd-22nqa6x5fywxjnk">
+            <w:hyperlink w:history="1" r:id="rIdjhms1ucgfra_aqgo9qrtc">
               <w:r>
                 <w:rPr>
                   <w:rStyle w:val="Hyperlink"/>
